--- a/testakten/statusfeststellung-familienangehoerige-baeckerei-luenen/09_klage_und_beitragsrisiko.docx
+++ b/testakten/statusfeststellung-familienangehoerige-baeckerei-luenen/09_klage_und_beitragsrisiko.docx
@@ -65,7 +65,7 @@
               <w:br/>
               <w:t>Telefon 0231 440 87-20</w:t>
               <w:br/>
-              <w:t>kanzlei@knueppel-rentenberatung.example.invalid</w:t>
+              <w:t>kanzlei@knueppel-rentenberatung.de</w:t>
             </w:r>
           </w:p>
         </w:tc>
